--- a/Backend/Director_Disclosure/Output_Disclosures/2024-25/TATA_STEEL_BSL_LIMITED/DIR-8/DIR8_Neera_Saggi_00501029.docx
+++ b/Backend/Director_Disclosure/Output_Disclosures/2024-25/TATA_STEEL_BSL_LIMITED/DIR-8/DIR8_Neera_Saggi_00501029.docx
@@ -189,7 +189,7 @@
           <w:b w:val="0"/>
           <w:sz w:val="23"/>
         </w:rPr>
-        <w:t>I, Neera Saggi, son/daughter of Mr. Om Prakash Bhatia, resident of 1002, Atlantis, Raheja Acropolis - I, CHSL,</w:t>
+        <w:t>I, NEERA SAGGI, son/daughter of Mr. Om Prakash Bhatia, resident of 1002, Atlantis, Raheja Acropolis - I, CHSL,</w:t>
         <w:br/>
         <w:t>Deonar Pada Road, Chembur, Mumbai –</w:t>
         <w:br/>
@@ -694,6 +694,76 @@
                 <w:b w:val="0"/>
                 <w:sz w:val="23"/>
               </w:rPr>
+              <w:t>TATA STEEL BSL LIMITED</w:t>
+            </w:r>
+          </w:p>
+        </w:tc>
+        <w:tc>
+          <w:tcPr>
+            <w:tcW w:type="dxa" w:w="2610"/>
+          </w:tcPr>
+          <w:p>
+            <w:pPr>
+              <w:spacing w:after="0"/>
+              <w:jc w:val="center"/>
+            </w:pPr>
+            <w:r>
+              <w:rPr>
+                <w:rFonts w:ascii="Adani" w:hAnsi="Adani" w:eastAsia="Adani" w:cs="Adani"/>
+                <w:b w:val="0"/>
+                <w:sz w:val="23"/>
+              </w:rPr>
+              <w:t>07/06/2018</w:t>
+            </w:r>
+          </w:p>
+        </w:tc>
+        <w:tc>
+          <w:tcPr>
+            <w:tcW w:type="dxa" w:w="2250"/>
+          </w:tcPr>
+          <w:p>
+            <w:pPr>
+              <w:spacing w:after="0"/>
+              <w:jc w:val="center"/>
+            </w:pPr>
+          </w:p>
+        </w:tc>
+      </w:tr>
+      <w:tr>
+        <w:tc>
+          <w:tcPr>
+            <w:tcW w:type="dxa" w:w="636"/>
+          </w:tcPr>
+          <w:p>
+            <w:pPr>
+              <w:spacing w:after="0"/>
+              <w:ind w:left="360"/>
+            </w:pPr>
+            <w:r>
+              <w:rPr>
+                <w:rFonts w:ascii="Adani" w:hAnsi="Adani" w:eastAsia="Adani" w:cs="Adani"/>
+                <w:b w:val="0"/>
+                <w:sz w:val="23"/>
+              </w:rPr>
+              <w:t>7</w:t>
+            </w:r>
+          </w:p>
+        </w:tc>
+        <w:tc>
+          <w:tcPr>
+            <w:tcW w:type="dxa" w:w="3864"/>
+          </w:tcPr>
+          <w:p>
+            <w:pPr>
+              <w:spacing w:after="0"/>
+              <w:jc w:val="both"/>
+            </w:pPr>
+            <w:r>
+              <w:rPr>
+                <w:rFonts w:ascii="Adani" w:hAnsi="Adani" w:eastAsia="Adani" w:cs="Adani"/>
+                <w:b w:val="0"/>
+                <w:sz w:val="23"/>
+              </w:rPr>
               <w:t>GE VERNOVA T&amp;D INDIA LIMITED</w:t>
             </w:r>
           </w:p>
@@ -785,7 +855,7 @@
         </w:rPr>
         <w:t xml:space="preserve">Name           </w:t>
         <w:tab/>
-        <w:t xml:space="preserve">:  Neera Saggi</w:t>
+        <w:t xml:space="preserve">:  NEERA SAGGI</w:t>
       </w:r>
     </w:p>
     <w:p>
@@ -829,7 +899,7 @@
           <w:b w:val="0"/>
           <w:sz w:val="23"/>
         </w:rPr>
-        <w:t xml:space="preserve">Date: 07th May, 2026</w:t>
+        <w:t xml:space="preserve">Date: 15th May, 2026</w:t>
         <w:tab/>
       </w:r>
     </w:p>
